--- a/docs/contract-template-samples/sample_PI_FOB.docx
+++ b/docs/contract-template-samples/sample_PI_FOB.docx
@@ -278,7 +278,7 @@
           <w:szCs w:val="24"/>
           <w:b/>
         </w:rPr>
-        <w:t>Date: 22 May 2026</w:t>
+        <w:t>Date: {{contract_date}}</w:t>
       </w:r>
     </w:p>
     <w:p>
@@ -405,7 +405,7 @@
           <w:szCs w:val="26"/>
           <w:u w:val="single"/>
         </w:rPr>
-        <w:t>THE BUYER: APOLLO TYRES LTD</w:t>
+        <w:t>THE BUYER: {{buyer_name}}</w:t>
       </w:r>
       <w:bookmarkStart w:id="0" w:name="_Hlk220322719"/>
     </w:p>
@@ -427,7 +427,7 @@
           <w:sz w:val="26"/>
           <w:szCs w:val="26"/>
         </w:rPr>
-        <w:t>3rd Floor, Apollo House, 7 Institutional Area, Sector 32, Gurugram-122001, Haryana, India</w:t>
+        <w:t>{{buyer_address}}</w:t>
       </w:r>
     </w:p>
     <w:p>
@@ -447,7 +447,7 @@
           <w:sz w:val="26"/>
           <w:szCs w:val="26"/>
         </w:rPr>
-        <w:t>PHONE | FAX : +91-124-2383500</w:t>
+        <w:t>PHONE | FAX : {{buyer_phone}}</w:t>
       </w:r>
     </w:p>
     <w:p>
@@ -723,7 +723,7 @@
                 <w:sz w:val="22"/>
                 <w:szCs w:val="22"/>
               </w:rPr>
-              <w:t>FOB DA NANG PORT, VIETNAM</w:t>
+              <w:t>{{incoterm}} {{pol}}</w:t>
             </w:r>
           </w:p>
         </w:tc>
@@ -767,7 +767,7 @@
                 <w:bCs/>
                 <w:color w:val="000000"/>
               </w:rPr>
-              <w:t>3 x 20'</w:t>
+              <w:t>{{containers}} x {{cont_type}}</w:t>
             </w:r>
           </w:p>
           <w:p>
@@ -807,7 +807,7 @@
                 <w:bCs/>
                 <w:color w:val="000000"/>
               </w:rPr>
-              <w:t>NATURAL RUBBER SVR3L</w:t>
+              <w:t>NATURAL RUBBER {{grade}}</w:t>
             </w:r>
           </w:p>
           <w:p>
@@ -835,7 +835,7 @@
               </w:rPr>
             </w:pPr>
             <w:r>
-              <w:t>(35 kg/bale, Loose bales packing)</w:t>
+              <w:t>({{packing_desc}})</w:t>
             </w:r>
           </w:p>
         </w:tc>
@@ -875,7 +875,7 @@
                 <w:bCs/>
                 <w:color w:val="000000"/>
               </w:rPr>
-              <w:t>42.00</w:t>
+              <w:t>{{quantity}}</w:t>
             </w:r>
           </w:p>
         </w:tc>
@@ -915,7 +915,7 @@
                 <w:sz w:val="26"/>
                 <w:szCs w:val="26"/>
               </w:rPr>
-              <w:t>2,350</w:t>
+              <w:t>{{unit_price}}</w:t>
             </w:r>
           </w:p>
         </w:tc>
@@ -965,7 +965,7 @@
                 <w:sz w:val="26"/>
                 <w:szCs w:val="26"/>
               </w:rPr>
-              <w:t>98,700.00</w:t>
+              <w:t>{{amount}}</w:t>
             </w:r>
           </w:p>
         </w:tc>
@@ -1026,7 +1026,7 @@
                 <w:bCs/>
                 <w:color w:val="000000"/>
               </w:rPr>
-              <w:t>42.00</w:t>
+              <w:t>{{quantity}}</w:t>
             </w:r>
           </w:p>
         </w:tc>
@@ -1072,7 +1072,7 @@
                 <w:sz w:val="26"/>
                 <w:szCs w:val="26"/>
               </w:rPr>
-              <w:t>98,700.00</w:t>
+              <w:t>{{amount}}</w:t>
             </w:r>
           </w:p>
         </w:tc>
@@ -1104,7 +1104,7 @@
                 <w:sz w:val="26"/>
                 <w:szCs w:val="26"/>
               </w:rPr>
-              <w:t>Words: Ninety-Eight Thousand Seven Hundred US Dollars Only.</w:t>
+              <w:t>Words: {{amount_words}}.</w:t>
             </w:r>
           </w:p>
         </w:tc>
@@ -1136,7 +1136,7 @@
                 <w:bCs/>
                 <w:color w:val="000000"/>
               </w:rPr>
-              <w:t>-Payment: L/C at sight</w:t>
+              <w:t>-Payment: {{payment}}</w:t>
             </w:r>
           </w:p>
           <w:p>
@@ -1342,7 +1342,7 @@
                 <w:sz w:val="26"/>
                 <w:szCs w:val="26"/>
               </w:rPr>
-              <w:t>APOLLO TYRES LTD</w:t>
+              <w:t>{{buyer_name}}</w:t>
             </w:r>
           </w:p>
           <w:p>

--- a/docs/contract-template-samples/sample_PI_FOB.docx
+++ b/docs/contract-template-samples/sample_PI_FOB.docx
@@ -1167,7 +1167,7 @@
                 <w:szCs w:val="26"/>
                 <w:lang w:eastAsia="en-US"/>
               </w:rPr>
-              <w:t>Ben’s Bank detail:</w:t>
+              <w:t>Beneficiary’s Bank detail:</w:t>
             </w:r>
           </w:p>
           <w:p>
